--- a/papers/_sources/rope_blackholes.docx
+++ b/papers/_sources/rope_blackholes.docx
@@ -47,7 +47,7 @@
         <w:spacing w:after="160"/>
       </w:pPr>
       <w:r>
-        <w:t>The one-metric dictionary reads any static metric as a medium: T = AB, mu = B^3/A, c_local = A/B (with A = sqrt(-g00), B = sqrt(g_spatial), isotropic coordinates). Evaluated along Schwarzschild, the verdict is exact and benchmarked: the effective transverse tension T falls monotonically and reaches ZERO precisely at the horizon; the effective inertia mu diverges; the local transverse wave speed c_local goes to zero. The horizon is not a one-way membrane in spacetime; it is the surface where the medium can no longer carry outward transverse waves — the frozen-star picture with a constitutive mechanism. The guide's amateur adjective was right; the technical hedge was wrong; both papers were corrected in place. Honest limit, stated at full volume here and in every claim of this arc: the Einstein–Hilbert dynamics were derived at weak field, so everything below is the derived dictionary EXTRAPOLATED along the classical solution, valid exactly as far as EH holds.</w:t>
+        <w:t>The one-metric dictionary reads any static metric as a medium: T = AB, mu = B^3/A, c_local = A/B (with A = sqrt(-g00), B = sqrt(g_spatial), isotropic coordinates). Evaluated along Schwarzschild, the verdict is exact and benchmarked: the effective transverse tension T falls monotonically and reaches ZERO precisely at the horizon; the effective inertia mu diverges; the local transverse wave speed c_local goes to zero. The horizon is not a one-way membrane in spacetime; it is the surface where the medium can no longer carry outward transverse waves — the frozen-star picture with a constitutive mechanism. The guide's amateur adjective was right; the technical hedge was wrong; both papers were corrected in place. Honest limit, stated at full volume here and in every claim of this arc: the Einstein–Hilbert dynamics were derived at weak field, so everything below is the derived dictionary EXTRAPOLATED along the classical solution, valid exactly as far as EH holds. (Audited at GRV-048: this extrapolation is a CONTROLLED expansion -- the parameter is curvature-invariant times lattice scale, never the potential, and it evaluates to 1e-78 at a stellar horizon; Ricci-class induced corrections vanish exactly on the Ricci-flat solution; the dictionary holds pointwise at ten-fold conditioning. Strong potential is not strong curvature: the drama at the horizon is about time, not about curvature.)</w:t>
       </w:r>
     </w:p>
     <w:p>
@@ -164,7 +164,7 @@
         <w:pStyle w:val="Heading1"/>
       </w:pPr>
       <w:r>
-        <w:t>7. Honest limits and the open program</w:t>
+        <w:t>7. The whisper: Hawking's radiation, rebuilt from rope (GRV-040 … GRV-044)</w:t>
       </w:r>
     </w:p>
     <w:p>
@@ -172,7 +172,7 @@
         <w:spacing w:after="160"/>
       </w:pPr>
       <w:r>
-        <w:t>Everything above inherits the arc's shared caveat: the weak-field-derived dictionary extrapolated to strong field. Additional named limits: the load-share constant K (the familiar absolute-scale problem — it never touches a scaling result); the mesoscale character of the percolation and counting models (scalar-displacement network, single crossing geometry, stylized formation profile); the bit-identification via the mixed-population rule; and the entropy coefficient, open. The named next-orders, in priority order: the reconnection-noise program (the shell's flicker as this framework's Hawking-adjacent signal, with a redshift argument suggesting the emitted spectrum may land at the Hawking frequency scale by a different power source — uncomputed, unregistered, and the natural summit of the next cycle); the accretion-driven steady state; the two- and three-dimensional formation experiments; and the handedness-through-reconnection benchmark that would promote the no-hair correspondence to Derived.</w:t>
+        <w:t>Section 6 ended on a divergence and a named summit: characterize the reconnection noise. One cycle later the summit is a five-claim arc, and it delivered more than the conjecture asked. THE SCALE (GRV-040): a ratchet event at the shell emits at strand-scale frequency from strand-scale depth, and the Rindler redshift factor kappa-times-s makes the strand scale CANCEL -- any microscopic emission from its own natural depth arrives at infinity at the horizon's own frequency. The O(1) coefficient, built entirely from engine quantities measured for other purposes (the punched-through crossing's ringdown, 0.35; the survival-weighted shell depth, 0.65), came out at 0.23 kappa -- within a factor of two of Hawking's own spectral peak at 0.45 kappa. The escape was verified by exact transfer matrix (transmission 4-11 percent through the exhaustion gradient), and the luminosity law closed under energetics: L = f (dM/dt) c^2 T_grey with f bounded by one -- accretion-powered, so the isolated silence of Section 6 is preserved exactly.</w:t>
       </w:r>
     </w:p>
     <w:p>
@@ -180,7 +180,55 @@
         <w:spacing w:after="160"/>
       </w:pPr>
       <w:r>
-        <w:t>Registered claims: GRV-034 (tension-exhaustion horizon), GRV-035 (percolation collapse), GRV-036 (mass without knots; no-hair), GRV-037 (the reconnection count), GRV-038 (the pressing profile), GRV-039 (the Hawking channel; the registered divergence). Dependencies reach GRV-005, GRV-007, GRV-025–029, and FND-KIN-005. A black hole, in this corpus: a comb that remembers its area, announces its birth, whispers when it eats, and otherwise keeps perfect silence.</w:t>
+        <w:t>THE SPECTRUM (GRV-041/042): does the ratchet ensemble thermalize? Three lattice generations answered with a convergence and a disciplined refusal: the ensemble preferred the Planck form over a power law at every resolution, the two independent temperature estimators agreed, and the locked exponential-tail bar (r-squared above 0.98) failed at every finite lattice -- with the failure diagnosed: discrete depth grids truncate the deep-redshift pile-up whose completion is the exponential. The registry therefore recorded a trend, a mechanism, and an apparent limit, and refused the word 'thermal.'</w:t>
+      </w:r>
+    </w:p>
+    <w:p>
+      <w:pPr>
+        <w:spacing w:after="160"/>
+      </w:pPr>
+      <w:r>
+        <w:t>THE CONTINUUM (GRV-043): the analytic pile-up integral -- every ingredient independently measured (the intrinsic burst kernel from a flat-chain quench, Gaussian-tailed; the depth density from the survival curve; the greybody from the transfer function) -- passed the bar the lattices could not (r-squared 0.983) and delivered two results of theorem flavor. First, GEOMETRY THERMALIZES: the depth integral converts the Gaussian kernel into a thermal-class envelope -- the redshift pile-up does not merely hide the microphysics, it transmutes it. Second, THE TEMPERATURE: the Planck fit landed at 0.21 kappa against Hawking's kappa-over-two-pi of 0.16 -- a ratio of 1.3, from a kernel, a survival curve, and a transmission function none of which knows what two-pi is. The offset is recorded as unexplained; no exact claim is made.</w:t>
+      </w:r>
+    </w:p>
+    <w:p>
+      <w:pPr>
+        <w:spacing w:after="160"/>
+      </w:pPr>
+      <w:r>
+        <w:t>THE TAIL'S TRUE ANATOMY (GRV-044, Derived): boundary-Laplace analysis of the integral gives the closed form F(omega) proportional to omega^-2 exp(-lambda omega^2/(kappa s2)^2), verified against the exact integral to five percent -- and it AMENDS the numerical classification: the true asymptotic tail is GAUSSIAN, super-exponential, with a RUNNING effective temperature T_eff proportional to 1/omega; the 'exponential' of the continuum fit was the finite-window effective slope, and the window-averaged temperature computed from the closed form (0.209 kappa) reproduces the fitted 0.21 exactly. The pattern that produced this arc deserves its sentence: the numerics propose, the bar restrains, the derivation disposes.</w:t>
+      </w:r>
+    </w:p>
+    <w:p>
+      <w:pPr>
+        <w:spacing w:after="160"/>
+      </w:pPr>
+      <w:r>
+        <w:t>THE OBSERVATIONAL LEDGER, three independent discriminators between strand black holes and textbook ones: (1) isolated holes are silent -- a detected primordial-black-hole evaporation burst falsifies this branch (Section 6); (2) emission is GATED by feeding -- a switch, not a slope (GRV-047): the whisper saturates at a channel-limited ceiling of 5.8e-4 times the Hawking power, mass-independently, at roughly 180 Hz for a ten-solar-mass hole and in the LISA band for Sagittarius A* -- Hawking-faint, with no detection claim made; (3) the tail runs cold -- Hawking's temperature is constant while the whisper's falls as 1/omega, leaving the spectrum tail-deficient relative to a matched Planck curve. Measure the tail, and the power source identifies itself. A framework that declined Hawking's mechanism has rebuilt his radiation's every public feature -- scale, family, temperature to thirty percent -- and knows exactly where the pictures part.</w:t>
+      </w:r>
+    </w:p>
+    <w:p>
+      <w:pPr>
+        <w:pStyle w:val="Heading1"/>
+      </w:pPr>
+      <w:r>
+        <w:t>8. Honest limits and the open program</w:t>
+      </w:r>
+    </w:p>
+    <w:p>
+      <w:pPr>
+        <w:spacing w:after="160"/>
+      </w:pPr>
+      <w:r>
+        <w:t>Everything above inherits the arc's shared caveat: the weak-field-derived dictionary extrapolated to strong field. Additional named limits: the load-share constant K (the familiar absolute-scale problem — it never touches a scaling result); the mesoscale character of the percolation and counting models (scalar-displacement network, single crossing geometry, stylized formation profile); the bit-identification via the mixed-population rule; and the entropy coefficient, open. The named next-orders, in priority order: the temperature-offset anatomy (does the 1.3-times-kappa-over-two-pi offset resolve analytically from kernel width and greybody detail?); the f-efficiency computation from accretion-driven crossing turnover; the Weyl-squared coefficient from the weave band (the strong-field audit is DONE -- GRV-048 opened the gate -- and this coefficient would convert its one named premise to a measurement); the three-dimensional greybody; and the handedness-through-reconnection benchmark that would promote the no-hair correspondence to Derived.</w:t>
+      </w:r>
+    </w:p>
+    <w:p>
+      <w:pPr>
+        <w:spacing w:after="160"/>
+      </w:pPr>
+      <w:r>
+        <w:t>Registered claims: GRV-034 (tension-exhaustion horizon), GRV-035 (percolation collapse), GRV-036 (mass without knots; no-hair), GRV-037 (the reconnection count), GRV-038 (the pressing profile), GRV-039 (the Hawking channel; the registered divergence), GRV-040 (the whisper's scale, escape, and luminosity law), GRV-041 (the shape verdict), GRV-042 (the tail convergence), GRV-043 (the pile-up integral; the temperature), GRV-044 (the saddle-point derivation; the running tail -- Derived). Dependencies reach GRV-005, GRV-007, GRV-025–029, and FND-KIN-005. A black hole, in this corpus: a comb that remembers its area, announces its birth, whispers when it eats, and otherwise keeps perfect silence.</w:t>
       </w:r>
     </w:p>
     <w:sectPr>

--- a/papers/_sources/rope_blackholes.docx
+++ b/papers/_sources/rope_blackholes.docx
@@ -19,25 +19,25 @@
         <w:t xml:space="preserve"> </w:t>
       </w:r>
       <w:r>
-        <w:t xml:space="preserve">divergence from Hawking – now extended through the strong-field campaign</w:t>
-      </w:r>
-      <w:r>
-        <w:t xml:space="preserve"> </w:t>
-      </w:r>
-      <w:r>
-        <w:t xml:space="preserve">to the Hawking law-form and the coefficient that contests it. Version</w:t>
-      </w:r>
-      <w:r>
-        <w:t xml:space="preserve"> </w:t>
-      </w:r>
-      <w:r>
-        <w:t xml:space="preserve">3.5.0. Claims GRV-034 through GRV-044 and GRV-074 through GRV-088;</w:t>
-      </w:r>
-      <w:r>
-        <w:t xml:space="preserve"> </w:t>
-      </w:r>
-      <w:r>
-        <w:t xml:space="preserve">every quantitative statement below is backed by a benchmark in</w:t>
+        <w:t xml:space="preserve">divergence from Hawking – now extended through the strong-field</w:t>
+      </w:r>
+      <w:r>
+        <w:t xml:space="preserve"> </w:t>
+      </w:r>
+      <w:r>
+        <w:t xml:space="preserve">campaign to the Hawking law-form and the coefficient that contests it.</w:t>
+      </w:r>
+      <w:r>
+        <w:t xml:space="preserve"> </w:t>
+      </w:r>
+      <w:r>
+        <w:t xml:space="preserve">Version 3.5.0. Claims GRV-034 through GRV-044 and GRV-074 through</w:t>
+      </w:r>
+      <w:r>
+        <w:t xml:space="preserve"> </w:t>
+      </w:r>
+      <w:r>
+        <w:t xml:space="preserve">GRV-088; every quantitative statement below is backed by a benchmark in</w:t>
       </w:r>
       <w:r>
         <w:t xml:space="preserve"> </w:t>
@@ -1946,115 +1946,115 @@
         <w:pStyle w:val="FirstParagraph"/>
       </w:pPr>
       <w:r>
-        <w:t xml:space="preserve">Sections 2 through 6 rested on two structural premises: that the medium’s</w:t>
-      </w:r>
-      <w:r>
-        <w:t xml:space="preserve"> </w:t>
-      </w:r>
-      <w:r>
-        <w:t xml:space="preserve">static support load is carried transversally by pressing (GRV-038), and</w:t>
-      </w:r>
-      <w:r>
-        <w:t xml:space="preserve"> </w:t>
-      </w:r>
-      <w:r>
-        <w:t xml:space="preserve">that the frozen-star configuration is actually static rather than merely</w:t>
-      </w:r>
-      <w:r>
-        <w:t xml:space="preserve"> </w:t>
-      </w:r>
-      <w:r>
-        <w:t xml:space="preserve">assumed so. The v3.4.0 campaign converted both from premise to theorem.</w:t>
-      </w:r>
-      <w:r>
-        <w:t xml:space="preserve"> </w:t>
-      </w:r>
-      <w:r>
-        <w:t xml:space="preserve">The load-share theorem (GRV-077) takes the directional-tension medium —</w:t>
-      </w:r>
-      <w:r>
-        <w:t xml:space="preserve"> </w:t>
-      </w:r>
-      <w:r>
-        <w:t xml:space="preserve">energy density T/c^2 along the line of support, tension -T as its</w:t>
-      </w:r>
-      <w:r>
-        <w:t xml:space="preserve"> </w:t>
-      </w:r>
-      <w:r>
-        <w:t xml:space="preserve">longitudinal pressure, nothing transverse — and computes its exact</w:t>
-      </w:r>
-      <w:r>
-        <w:t xml:space="preserve"> </w:t>
-      </w:r>
-      <w:r>
-        <w:t xml:space="preserve">covariant static conservation with machine Christoffels: the longitudinal</w:t>
-      </w:r>
-      <w:r>
-        <w:t xml:space="preserve"> </w:t>
-      </w:r>
-      <w:r>
-        <w:t xml:space="preserve">force demand VANISHES IDENTICALLY, and the transverse demand equals</w:t>
-      </w:r>
-      <w:r>
-        <w:t xml:space="preserve"> </w:t>
-      </w:r>
-      <w:r>
-        <w:t xml:space="preserve">e a_proper/c^2, which is precisely the component pressing can supply.</w:t>
-      </w:r>
-      <w:r>
-        <w:t xml:space="preserve"> </w:t>
-      </w:r>
-      <w:r>
-        <w:t xml:space="preserve">One covariant divergence, both halves of the old premise. Staticity</w:t>
-      </w:r>
-      <w:r>
-        <w:t xml:space="preserve"> </w:t>
-      </w:r>
-      <w:r>
-        <w:t xml:space="preserve">followed at linear order (GRV-078): an energy identity shows</w:t>
-      </w:r>
-      <w:r>
-        <w:t xml:space="preserve"> </w:t>
-      </w:r>
-      <w:r>
-        <w:t xml:space="preserve">perturbation energy changes only by boundary flux, positive-definiteness</w:t>
-      </w:r>
-      <w:r>
-        <w:t xml:space="preserve"> </w:t>
-      </w:r>
-      <w:r>
-        <w:t xml:space="preserve">outside exhaustion forbids growing modes, and the numeric leg empties</w:t>
-      </w:r>
-      <w:r>
-        <w:t xml:space="preserve"> </w:t>
-      </w:r>
-      <w:r>
-        <w:t xml:space="preserve">every compact shell by fourteen orders while a reflecting-wall control</w:t>
-      </w:r>
-      <w:r>
-        <w:t xml:space="preserve"> </w:t>
-      </w:r>
-      <w:r>
-        <w:t xml:space="preserve">conserves to 0.00 percent. The frozen star froze itself. Nonlinear</w:t>
-      </w:r>
-      <w:r>
-        <w:t xml:space="preserve"> </w:t>
-      </w:r>
-      <w:r>
-        <w:t xml:space="preserve">settling then SPLIT by the exhaustion scale (GRV-079): every</w:t>
-      </w:r>
-      <w:r>
-        <w:t xml:space="preserve"> </w:t>
-      </w:r>
-      <w:r>
-        <w:t xml:space="preserve">sub-exhaustion disturbance settles, with decays from 2e7 to 1e20, while</w:t>
-      </w:r>
-      <w:r>
-        <w:t xml:space="preserve"> </w:t>
-      </w:r>
-      <w:r>
-        <w:t xml:space="preserve">the exhaustion-crossing regime failed both closures tried and was</w:t>
+        <w:t xml:space="preserve">Sections 2 through 6 rested on two structural premises: that the</w:t>
+      </w:r>
+      <w:r>
+        <w:t xml:space="preserve"> </w:t>
+      </w:r>
+      <w:r>
+        <w:t xml:space="preserve">medium’s static support load is carried transversally by pressing</w:t>
+      </w:r>
+      <w:r>
+        <w:t xml:space="preserve"> </w:t>
+      </w:r>
+      <w:r>
+        <w:t xml:space="preserve">(GRV-038), and that the frozen-star configuration is actually static</w:t>
+      </w:r>
+      <w:r>
+        <w:t xml:space="preserve"> </w:t>
+      </w:r>
+      <w:r>
+        <w:t xml:space="preserve">rather than merely assumed so. The v3.4.0 campaign converted both from</w:t>
+      </w:r>
+      <w:r>
+        <w:t xml:space="preserve"> </w:t>
+      </w:r>
+      <w:r>
+        <w:t xml:space="preserve">premise to theorem. The load-share theorem (GRV-077) takes the</w:t>
+      </w:r>
+      <w:r>
+        <w:t xml:space="preserve"> </w:t>
+      </w:r>
+      <w:r>
+        <w:t xml:space="preserve">directional-tension medium — energy density T/c^2 along the line of</w:t>
+      </w:r>
+      <w:r>
+        <w:t xml:space="preserve"> </w:t>
+      </w:r>
+      <w:r>
+        <w:t xml:space="preserve">support, tension -T as its longitudinal pressure, nothing transverse —</w:t>
+      </w:r>
+      <w:r>
+        <w:t xml:space="preserve"> </w:t>
+      </w:r>
+      <w:r>
+        <w:t xml:space="preserve">and computes its exact covariant static conservation with machine</w:t>
+      </w:r>
+      <w:r>
+        <w:t xml:space="preserve"> </w:t>
+      </w:r>
+      <w:r>
+        <w:t xml:space="preserve">Christoffels: the longitudinal force demand VANISHES IDENTICALLY, and</w:t>
+      </w:r>
+      <w:r>
+        <w:t xml:space="preserve"> </w:t>
+      </w:r>
+      <w:r>
+        <w:t xml:space="preserve">the transverse demand equals e a_proper/c^2, which is precisely the</w:t>
+      </w:r>
+      <w:r>
+        <w:t xml:space="preserve"> </w:t>
+      </w:r>
+      <w:r>
+        <w:t xml:space="preserve">component pressing can supply. One covariant divergence, both halves of</w:t>
+      </w:r>
+      <w:r>
+        <w:t xml:space="preserve"> </w:t>
+      </w:r>
+      <w:r>
+        <w:t xml:space="preserve">the old premise. Staticity followed at linear order (GRV-078): an energy</w:t>
+      </w:r>
+      <w:r>
+        <w:t xml:space="preserve"> </w:t>
+      </w:r>
+      <w:r>
+        <w:t xml:space="preserve">identity shows perturbation energy changes only by boundary flux,</w:t>
+      </w:r>
+      <w:r>
+        <w:t xml:space="preserve"> </w:t>
+      </w:r>
+      <w:r>
+        <w:t xml:space="preserve">positive-definiteness outside exhaustion forbids growing modes, and the</w:t>
+      </w:r>
+      <w:r>
+        <w:t xml:space="preserve"> </w:t>
+      </w:r>
+      <w:r>
+        <w:t xml:space="preserve">numeric leg empties every compact shell by fourteen orders while a</w:t>
+      </w:r>
+      <w:r>
+        <w:t xml:space="preserve"> </w:t>
+      </w:r>
+      <w:r>
+        <w:t xml:space="preserve">reflecting-wall control conserves to 0.00 percent. The frozen star froze</w:t>
+      </w:r>
+      <w:r>
+        <w:t xml:space="preserve"> </w:t>
+      </w:r>
+      <w:r>
+        <w:t xml:space="preserve">itself. Nonlinear settling then SPLIT by the exhaustion scale (GRV-079):</w:t>
+      </w:r>
+      <w:r>
+        <w:t xml:space="preserve"> </w:t>
+      </w:r>
+      <w:r>
+        <w:t xml:space="preserve">every sub-exhaustion disturbance settles, with decays from 2e7 to 1e20,</w:t>
+      </w:r>
+      <w:r>
+        <w:t xml:space="preserve"> </w:t>
+      </w:r>
+      <w:r>
+        <w:t xml:space="preserve">while the exhaustion-crossing regime failed both closures tried and was</w:t>
       </w:r>
       <w:r>
         <w:t xml:space="preserve"> </w:t>
@@ -2300,13 +2300,13 @@
         <w:t xml:space="preserve"> </w:t>
       </w:r>
       <w:r>
-        <w:t xml:space="preserve">lift by the core height h against the pressing N, and the work is W = N h</w:t>
-      </w:r>
-      <w:r>
-        <w:t xml:space="preserve"> </w:t>
-      </w:r>
-      <w:r>
-        <w:t xml:space="preserve">for ANY monotone lift profile — the fundamental theorem of calculus</w:t>
+        <w:t xml:space="preserve">lift by the core height h against the pressing N, and the work is W = N</w:t>
+      </w:r>
+      <w:r>
+        <w:t xml:space="preserve"> </w:t>
+      </w:r>
+      <w:r>
+        <w:t xml:space="preserve">h for ANY monotone lift profile — the fundamental theorem of calculus</w:t>
       </w:r>
       <w:r>
         <w:t xml:space="preserve"> </w:t>
@@ -2592,133 +2592,267 @@
         <w:t xml:space="preserve"> </w:t>
       </w:r>
       <w:r>
-        <w:t xml:space="preserve">WEIGHT OF THE CROSSING’S CELL — N(sigma) = Sigma a^3/(chi sigma), each</w:t>
-      </w:r>
-      <w:r>
-        <w:t xml:space="preserve"> </w:t>
-      </w:r>
-      <w:r>
-        <w:t xml:space="preserve">contact carrying m_cell a_proper — so the coefficient of the law-form</w:t>
-      </w:r>
-      <w:r>
-        <w:t xml:space="preserve"> </w:t>
-      </w:r>
-      <w:r>
-        <w:t xml:space="preserve">could be assembled with every factor sourced and evaluated. It came out</w:t>
-      </w:r>
-      <w:r>
-        <w:t xml:space="preserve"> </w:t>
-      </w:r>
-      <w:r>
-        <w:t xml:space="preserve">C = 2e-6 to 3e-5 on the favourable fork of the corpus’s lattice-scale</w:t>
-      </w:r>
-      <w:r>
-        <w:t xml:space="preserve"> </w:t>
-      </w:r>
-      <w:r>
-        <w:t xml:space="preserve">degeneracy, against the committed 0.23: the two internal predictions</w:t>
-      </w:r>
-      <w:r>
-        <w:t xml:space="preserve"> </w:t>
-      </w:r>
-      <w:r>
-        <w:t xml:space="preserve">DISAGREE by four orders at the bracket’s most generous edge, and the</w:t>
-      </w:r>
-      <w:r>
-        <w:t xml:space="preserve"> </w:t>
-      </w:r>
-      <w:r>
-        <w:t xml:space="preserve">tension is registered at full strength as a prediction-meets-prediction</w:t>
-      </w:r>
-      <w:r>
-        <w:t xml:space="preserve"> </w:t>
-      </w:r>
-      <w:r>
-        <w:t xml:space="preserve">negative. The pre-listed suspects, on both chains: the bit-cost multiple</w:t>
-      </w:r>
-      <w:r>
-        <w:t xml:space="preserve"> </w:t>
-      </w:r>
-      <w:r>
-        <w:t xml:space="preserve">beta, measured beautifully but at arbitrary engine parameters with a</w:t>
-      </w:r>
-      <w:r>
-        <w:t xml:space="preserve"> </w:t>
-      </w:r>
-      <w:r>
-        <w:t xml:space="preserve">disclosed drive-depth sensitivity, entering the answer linearly (prime);</w:t>
-      </w:r>
-      <w:r>
-        <w:t xml:space="preserve"> </w:t>
-      </w:r>
-      <w:r>
-        <w:t xml:space="preserve">the core height h, flagged as possibly convention-dressed; the</w:t>
-      </w:r>
-      <w:r>
-        <w:t xml:space="preserve"> </w:t>
-      </w:r>
-      <w:r>
-        <w:t xml:space="preserve">identification of the cell energy with the ambient density, when the</w:t>
-      </w:r>
-      <w:r>
-        <w:t xml:space="preserve"> </w:t>
-      </w:r>
-      <w:r>
-        <w:t xml:space="preserve">accretion shell in fact piles energy far above ambient (the one suspect</w:t>
-      </w:r>
-      <w:r>
-        <w:t xml:space="preserve"> </w:t>
-      </w:r>
-      <w:r>
-        <w:t xml:space="preserve">pushing the answer UP); and, on the other side of the table for the</w:t>
-      </w:r>
-      <w:r>
-        <w:t xml:space="preserve"> </w:t>
-      </w:r>
-      <w:r>
-        <w:t xml:space="preserve">first time, the mode identification behind the committed 0.23 itself.</w:t>
-      </w:r>
-      <w:r>
-        <w:t xml:space="preserve"> </w:t>
-      </w:r>
-      <w:r>
-        <w:t xml:space="preserve">What survives is most of the campaign: all three cancellations are</w:t>
-      </w:r>
-      <w:r>
-        <w:t xml:space="preserve"> </w:t>
-      </w:r>
-      <w:r>
-        <w:t xml:space="preserve">coefficient-independent, so the LAW-FORM stands whichever chain carries</w:t>
-      </w:r>
-      <w:r>
-        <w:t xml:space="preserve"> </w:t>
-      </w:r>
-      <w:r>
-        <w:t xml:space="preserve">the unearned link. The sector closes this version with the law derived</w:t>
-      </w:r>
-      <w:r>
-        <w:t xml:space="preserve"> </w:t>
-      </w:r>
-      <w:r>
-        <w:t xml:space="preserve">and the number contested — which is a better ending than the reverse</w:t>
-      </w:r>
-      <w:r>
-        <w:t xml:space="preserve"> </w:t>
-      </w:r>
-      <w:r>
-        <w:t xml:space="preserve">— and the coefficient campaign (the beta parameter map, the pile-up</w:t>
-      </w:r>
-      <w:r>
-        <w:t xml:space="preserve"> </w:t>
-      </w:r>
-      <w:r>
-        <w:t xml:space="preserve">correction, the h audit, the mode identification re-derived) is the</w:t>
-      </w:r>
-      <w:r>
-        <w:t xml:space="preserve"> </w:t>
-      </w:r>
-      <w:r>
-        <w:t xml:space="preserve">commissioned successor.</w:t>
+        <w:t xml:space="preserve">WEIGHT OF THE CROSSING’S CELL — N(sigma) = Sigma a^3/(chi sigma),</w:t>
+      </w:r>
+      <w:r>
+        <w:t xml:space="preserve"> </w:t>
+      </w:r>
+      <w:r>
+        <w:t xml:space="preserve">each contact carrying m_cell a_proper — so the coefficient of the</w:t>
+      </w:r>
+      <w:r>
+        <w:t xml:space="preserve"> </w:t>
+      </w:r>
+      <w:r>
+        <w:t xml:space="preserve">law-form could be assembled with every factor sourced and evaluated. It</w:t>
+      </w:r>
+      <w:r>
+        <w:t xml:space="preserve"> </w:t>
+      </w:r>
+      <w:r>
+        <w:t xml:space="preserve">came out C = 2e-6 to 3e-5 on the favourable fork of the corpus’s</w:t>
+      </w:r>
+      <w:r>
+        <w:t xml:space="preserve"> </w:t>
+      </w:r>
+      <w:r>
+        <w:t xml:space="preserve">lattice-scale degeneracy, against the committed 0.23: the two internal</w:t>
+      </w:r>
+      <w:r>
+        <w:t xml:space="preserve"> </w:t>
+      </w:r>
+      <w:r>
+        <w:t xml:space="preserve">predictions DISAGREE by four orders at the bracket’s most generous edge,</w:t>
+      </w:r>
+      <w:r>
+        <w:t xml:space="preserve"> </w:t>
+      </w:r>
+      <w:r>
+        <w:t xml:space="preserve">and the tension is registered at full strength as a</w:t>
+      </w:r>
+      <w:r>
+        <w:t xml:space="preserve"> </w:t>
+      </w:r>
+      <w:r>
+        <w:t xml:space="preserve">prediction-meets-prediction negative. The pre-listed suspects, on both</w:t>
+      </w:r>
+      <w:r>
+        <w:t xml:space="preserve"> </w:t>
+      </w:r>
+      <w:r>
+        <w:t xml:space="preserve">chains: the bit-cost multiple beta, measured beautifully but at</w:t>
+      </w:r>
+      <w:r>
+        <w:t xml:space="preserve"> </w:t>
+      </w:r>
+      <w:r>
+        <w:t xml:space="preserve">arbitrary engine parameters with a disclosed drive-depth sensitivity,</w:t>
+      </w:r>
+      <w:r>
+        <w:t xml:space="preserve"> </w:t>
+      </w:r>
+      <w:r>
+        <w:t xml:space="preserve">entering the answer linearly (prime); the core height h, flagged as</w:t>
+      </w:r>
+      <w:r>
+        <w:t xml:space="preserve"> </w:t>
+      </w:r>
+      <w:r>
+        <w:t xml:space="preserve">possibly convention-dressed; the identification of the cell energy with</w:t>
+      </w:r>
+      <w:r>
+        <w:t xml:space="preserve"> </w:t>
+      </w:r>
+      <w:r>
+        <w:t xml:space="preserve">the ambient density, when the accretion shell in fact piles energy far</w:t>
+      </w:r>
+      <w:r>
+        <w:t xml:space="preserve"> </w:t>
+      </w:r>
+      <w:r>
+        <w:t xml:space="preserve">above ambient (the one suspect pushing the answer UP); and, on the other</w:t>
+      </w:r>
+      <w:r>
+        <w:t xml:space="preserve"> </w:t>
+      </w:r>
+      <w:r>
+        <w:t xml:space="preserve">side of the table for the first time, the mode identification behind the</w:t>
+      </w:r>
+      <w:r>
+        <w:t xml:space="preserve"> </w:t>
+      </w:r>
+      <w:r>
+        <w:t xml:space="preserve">committed 0.23 itself. What survives is most of the campaign: all three</w:t>
+      </w:r>
+      <w:r>
+        <w:t xml:space="preserve"> </w:t>
+      </w:r>
+      <w:r>
+        <w:t xml:space="preserve">cancellations are coefficient-independent, so the LAW-FORM stands</w:t>
+      </w:r>
+      <w:r>
+        <w:t xml:space="preserve"> </w:t>
+      </w:r>
+      <w:r>
+        <w:t xml:space="preserve">whichever chain carries the unearned link. The sector closes this</w:t>
+      </w:r>
+      <w:r>
+        <w:t xml:space="preserve"> </w:t>
+      </w:r>
+      <w:r>
+        <w:t xml:space="preserve">version with the law derived and the number contested — which is a</w:t>
+      </w:r>
+      <w:r>
+        <w:t xml:space="preserve"> </w:t>
+      </w:r>
+      <w:r>
+        <w:t xml:space="preserve">better ending than the reverse — and the coefficient campaign (the</w:t>
+      </w:r>
+      <w:r>
+        <w:t xml:space="preserve"> </w:t>
+      </w:r>
+      <w:r>
+        <w:t xml:space="preserve">beta parameter map, the pile-up correction, the h audit, the mode</w:t>
+      </w:r>
+      <w:r>
+        <w:t xml:space="preserve"> </w:t>
+      </w:r>
+      <w:r>
+        <w:t xml:space="preserve">identification re-derived) is the commissioned successor.</w:t>
+      </w:r>
+    </w:p>
+    <w:p>
+      <w:pPr>
+        <w:pStyle w:val="BodyText"/>
+      </w:pPr>
+      <w:r>
+        <w:t xml:space="preserve">POSTSCRIPT (the campaign run, August 2026; GRV-089..091). The</w:t>
+      </w:r>
+      <w:r>
+        <w:t xml:space="preserve"> </w:t>
+      </w:r>
+      <w:r>
+        <w:t xml:space="preserve">commissioned successor executed in four sessions and returned the</w:t>
+      </w:r>
+      <w:r>
+        <w:t xml:space="preserve"> </w:t>
+      </w:r>
+      <w:r>
+        <w:t xml:space="preserve">verdict nobody put money on: both chains innocent, the courtroom</w:t>
+      </w:r>
+      <w:r>
+        <w:t xml:space="preserve"> </w:t>
+      </w:r>
+      <w:r>
+        <w:t xml:space="preserve">guilty. Beta was PROMOTED – a universal one-variable function of</w:t>
+      </w:r>
+      <w:r>
+        <w:t xml:space="preserve"> </w:t>
+      </w:r>
+      <w:r>
+        <w:t xml:space="preserve">dimensionless drive, U-shaped with a marginal plateau at 35 barriers per</w:t>
+      </w:r>
+      <w:r>
+        <w:t xml:space="preserve"> </w:t>
+      </w:r>
+      <w:r>
+        <w:t xml:space="preserve">bit, and the accretion shell measured operating marginally at r_d* =</w:t>
+      </w:r>
+      <w:r>
+        <w:t xml:space="preserve"> </w:t>
+      </w:r>
+      <w:r>
+        <w:t xml:space="preserve">1.08, so the physical bit costs the plateau price. The pile-up was</w:t>
+      </w:r>
+      <w:r>
+        <w:t xml:space="preserve"> </w:t>
+      </w:r>
+      <w:r>
+        <w:t xml:space="preserve">ELIMINATED by exact cancellation: the ratio is occupancy times bit price</w:t>
+      </w:r>
+      <w:r>
+        <w:t xml:space="preserve"> </w:t>
+      </w:r>
+      <w:r>
+        <w:t xml:space="preserve">times thickness-over-depth, below 1e-15 in every channel, and the vacuum</w:t>
+      </w:r>
+      <w:r>
+        <w:t xml:space="preserve"> </w:t>
+      </w:r>
+      <w:r>
+        <w:t xml:space="preserve">outweighs a neutron star by fourteen orders, so nothing that falls in</w:t>
+      </w:r>
+      <w:r>
+        <w:t xml:space="preserve"> </w:t>
+      </w:r>
+      <w:r>
+        <w:t xml:space="preserve">can raise the cell energy above ambient. And the mode identification was</w:t>
+      </w:r>
+      <w:r>
+        <w:t xml:space="preserve"> </w:t>
+      </w:r>
+      <w:r>
+        <w:t xml:space="preserve">VINDICATED by Campbell’s theorem: the mechanism’s emission is a Poisson</w:t>
+      </w:r>
+      <w:r>
+        <w:t xml:space="preserve"> </w:t>
+      </w:r>
+      <w:r>
+        <w:t xml:space="preserve">train of discrete ledger reversals, and an impulsive train rings the</w:t>
+      </w:r>
+      <w:r>
+        <w:t xml:space="preserve"> </w:t>
+      </w:r>
+      <w:r>
+        <w:t xml:space="preserve">throat at its resonance regardless of rate – 35-barrier snaps pay no</w:t>
+      </w:r>
+      <w:r>
+        <w:t xml:space="preserve"> </w:t>
+      </w:r>
+      <w:r>
+        <w:t xml:space="preserve">Boltzmann toll at the ring frequency. The Section 13 tension was</w:t>
+      </w:r>
+      <w:r>
+        <w:t xml:space="preserve"> </w:t>
+      </w:r>
+      <w:r>
+        <w:t xml:space="preserve">therefore a CATEGORY ERROR: a temperature coefficient set against a</w:t>
+      </w:r>
+      <w:r>
+        <w:t xml:space="preserve"> </w:t>
+      </w:r>
+      <w:r>
+        <w:t xml:space="preserve">ringing-frequency coefficient. The whisper is a crackling-noise-class</w:t>
+      </w:r>
+      <w:r>
+        <w:t xml:space="preserve"> </w:t>
+      </w:r>
+      <w:r>
+        <w:t xml:space="preserve">emitter – cold thermodynamics, bright snaps – with the pitch geometric</w:t>
+      </w:r>
+      <w:r>
+        <w:t xml:space="preserve"> </w:t>
+      </w:r>
+      <w:r>
+        <w:t xml:space="preserve">(0.23 kappa, Section 7’s commitment, standing) and the rate</w:t>
+      </w:r>
+      <w:r>
+        <w:t xml:space="preserve"> </w:t>
+      </w:r>
+      <w:r>
+        <w:t xml:space="preserve">thermodynamic (Sections 11-12’s chain, standing). The case is closed;</w:t>
+      </w:r>
+      <w:r>
+        <w:t xml:space="preserve"> </w:t>
+      </w:r>
+      <w:r>
+        <w:t xml:space="preserve">the surviving residue is the quantum of the ring, which is the hbar</w:t>
+      </w:r>
+      <w:r>
+        <w:t xml:space="preserve"> </w:t>
+      </w:r>
+      <w:r>
+        <w:t xml:space="preserve">frontier arrived at the horizon’s doorstep.</w:t>
       </w:r>
     </w:p>
     <w:p>

--- a/papers/_sources/rope_blackholes.docx
+++ b/papers/_sources/rope_blackholes.docx
@@ -50,6 +50,22 @@
       </w:r>
       <w:r>
         <w:t xml:space="preserve">dependencies, and honest limits.</w:t>
+      </w:r>
+    </w:p>
+    <w:p>
+      <w:pPr>
+        <w:pStyle w:val="FirstParagraph"/>
+      </w:pPr>
+      <w:r>
+        <w:t xml:space="preserve">Mark Palmer · with computational collaboration by Claude (Anthropic)</w:t>
+      </w:r>
+    </w:p>
+    <w:p>
+      <w:pPr>
+        <w:pStyle w:val="FirstParagraph"/>
+      </w:pPr>
+      <w:r>
+        <w:t xml:space="preserve">Charlotte, NC · palmer100@gmail.com</w:t>
       </w:r>
     </w:p>
     <w:bookmarkStart w:id="20" w:name="Xa9399be19836786de8402303dc8a88fd86fbbdc"/>
